--- a/conf/base_document/form_template/wtd/问题详情表.docx
+++ b/conf/base_document/form_template/wtd/问题详情表.docx
@@ -36,7 +36,7 @@
     </w:p>
     <w:tbl>
       <w:tblPr>
-        <w:tblStyle w:val="affa"/>
+        <w:tblStyle w:val="RC0"/>
         <w:tblW w:w="0" w:type="auto"/>
         <w:tblLayout w:type="fixed"/>
         <w:tblLook w:val="04A0" w:firstRow="1" w:lastRow="0" w:firstColumn="1" w:lastColumn="0" w:noHBand="0" w:noVBand="1"/>
@@ -58,7 +58,6 @@
       </w:tblGrid>
       <w:tr>
         <w:trPr>
-          <w:cnfStyle w:val="100000000000" w:firstRow="1" w:lastRow="0" w:firstColumn="0" w:lastColumn="0" w:oddVBand="0" w:evenVBand="0" w:oddHBand="0" w:evenHBand="0" w:firstRowFirstColumn="0" w:firstRowLastColumn="0" w:lastRowFirstColumn="0" w:lastRowLastColumn="0"/>
           <w:trHeight w:val="567"/>
         </w:trPr>
         <w:tc>
@@ -189,23 +188,23 @@
             <w:pPr>
               <w:jc w:val="center"/>
               <w:rPr>
-                <w:rFonts w:ascii="宋体" w:hAnsi="宋体" w:hint="eastAsia"/>
-                <w:b/>
+                <w:rFonts w:ascii="黑体" w:eastAsia="黑体" w:hAnsi="黑体" w:hint="eastAsia"/>
+                <w:bCs/>
                 <w:szCs w:val="21"/>
               </w:rPr>
             </w:pPr>
             <w:r>
               <w:rPr>
-                <w:rFonts w:ascii="宋体" w:hAnsi="宋体" w:hint="eastAsia"/>
-                <w:b/>
+                <w:rFonts w:ascii="黑体" w:eastAsia="黑体" w:hAnsi="黑体" w:hint="eastAsia"/>
+                <w:bCs/>
                 <w:szCs w:val="21"/>
               </w:rPr>
               <w:t>问题</w:t>
             </w:r>
             <w:r>
               <w:rPr>
-                <w:rFonts w:ascii="宋体" w:hAnsi="宋体"/>
-                <w:b/>
+                <w:rFonts w:ascii="黑体" w:eastAsia="黑体" w:hAnsi="黑体"/>
+                <w:bCs/>
                 <w:szCs w:val="21"/>
               </w:rPr>
               <w:t>名称</w:t>
@@ -321,23 +320,23 @@
             <w:pPr>
               <w:jc w:val="center"/>
               <w:rPr>
-                <w:rFonts w:ascii="宋体" w:hAnsi="宋体" w:hint="eastAsia"/>
-                <w:b/>
+                <w:rFonts w:ascii="黑体" w:eastAsia="黑体" w:hAnsi="黑体" w:hint="eastAsia"/>
+                <w:bCs/>
                 <w:szCs w:val="21"/>
               </w:rPr>
             </w:pPr>
             <w:r>
               <w:rPr>
-                <w:rFonts w:ascii="宋体" w:hAnsi="宋体" w:hint="eastAsia"/>
-                <w:b/>
+                <w:rFonts w:ascii="黑体" w:eastAsia="黑体" w:hAnsi="黑体" w:hint="eastAsia"/>
+                <w:bCs/>
                 <w:szCs w:val="21"/>
               </w:rPr>
               <w:t>问题</w:t>
             </w:r>
             <w:r>
               <w:rPr>
-                <w:rFonts w:ascii="宋体" w:hAnsi="宋体"/>
-                <w:b/>
+                <w:rFonts w:ascii="黑体" w:eastAsia="黑体" w:hAnsi="黑体"/>
+                <w:bCs/>
                 <w:szCs w:val="21"/>
               </w:rPr>
               <w:t>追踪</w:t>
@@ -1423,7 +1422,6 @@
                 <w:tcPr>
                   <w:tcW w:w="5000" w:type="pct"/>
                   <w:gridSpan w:val="3"/>
-                  <w:shd w:val="clear" w:color="auto" w:fill="auto"/>
                   <w:vAlign w:val="center"/>
                 </w:tcPr>
                 <w:p>
@@ -1464,7 +1462,6 @@
               <w:tc>
                 <w:tcPr>
                   <w:tcW w:w="2157" w:type="pct"/>
-                  <w:shd w:val="clear" w:color="auto" w:fill="auto"/>
                   <w:vAlign w:val="center"/>
                 </w:tcPr>
                 <w:p>
@@ -1485,7 +1482,6 @@
               <w:tc>
                 <w:tcPr>
                   <w:tcW w:w="1017" w:type="pct"/>
-                  <w:shd w:val="clear" w:color="auto" w:fill="auto"/>
                   <w:vAlign w:val="center"/>
                 </w:tcPr>
                 <w:p>
@@ -1506,7 +1502,6 @@
               <w:tc>
                 <w:tcPr>
                   <w:tcW w:w="1826" w:type="pct"/>
-                  <w:shd w:val="clear" w:color="auto" w:fill="auto"/>
                   <w:vAlign w:val="center"/>
                 </w:tcPr>
                 <w:p>
@@ -1534,7 +1529,6 @@
                 <w:tcPr>
                   <w:tcW w:w="5000" w:type="pct"/>
                   <w:gridSpan w:val="3"/>
-                  <w:shd w:val="clear" w:color="auto" w:fill="auto"/>
                   <w:vAlign w:val="center"/>
                 </w:tcPr>
                 <w:p>
@@ -1773,6 +1767,7 @@
                 <w:bCs/>
                 <w:szCs w:val="21"/>
               </w:rPr>
+              <w:lastRenderedPageBreak/>
               <w:t>研制方</w:t>
             </w:r>
             <w:r>
@@ -1845,7 +1840,6 @@
                 <w:tcPr>
                   <w:tcW w:w="5000" w:type="pct"/>
                   <w:gridSpan w:val="3"/>
-                  <w:shd w:val="clear" w:color="auto" w:fill="auto"/>
                   <w:vAlign w:val="center"/>
                 </w:tcPr>
                 <w:p>
@@ -1886,7 +1880,6 @@
               <w:tc>
                 <w:tcPr>
                   <w:tcW w:w="2157" w:type="pct"/>
-                  <w:shd w:val="clear" w:color="auto" w:fill="auto"/>
                   <w:vAlign w:val="center"/>
                 </w:tcPr>
                 <w:p>
@@ -1907,7 +1900,6 @@
               <w:tc>
                 <w:tcPr>
                   <w:tcW w:w="1017" w:type="pct"/>
-                  <w:shd w:val="clear" w:color="auto" w:fill="auto"/>
                   <w:vAlign w:val="center"/>
                 </w:tcPr>
                 <w:p>
@@ -1928,7 +1920,6 @@
               <w:tc>
                 <w:tcPr>
                   <w:tcW w:w="1826" w:type="pct"/>
-                  <w:shd w:val="clear" w:color="auto" w:fill="auto"/>
                   <w:vAlign w:val="center"/>
                 </w:tcPr>
                 <w:p>
@@ -1956,7 +1947,6 @@
                 <w:tcPr>
                   <w:tcW w:w="5000" w:type="pct"/>
                   <w:gridSpan w:val="3"/>
-                  <w:shd w:val="clear" w:color="auto" w:fill="auto"/>
                   <w:vAlign w:val="center"/>
                 </w:tcPr>
                 <w:p>
@@ -2017,7 +2007,6 @@
                 <w:rFonts w:hint="eastAsia"/>
                 <w:szCs w:val="21"/>
               </w:rPr>
-              <w:lastRenderedPageBreak/>
               <w:t>{%p endfor %}</w:t>
             </w:r>
           </w:p>
@@ -2117,7 +2106,6 @@
                 <w:tcPr>
                   <w:tcW w:w="5000" w:type="pct"/>
                   <w:gridSpan w:val="3"/>
-                  <w:shd w:val="clear" w:color="auto" w:fill="auto"/>
                   <w:vAlign w:val="center"/>
                 </w:tcPr>
                 <w:p>
@@ -2158,7 +2146,6 @@
               <w:tc>
                 <w:tcPr>
                   <w:tcW w:w="2157" w:type="pct"/>
-                  <w:shd w:val="clear" w:color="auto" w:fill="auto"/>
                   <w:vAlign w:val="center"/>
                 </w:tcPr>
                 <w:p>
@@ -2179,7 +2166,6 @@
               <w:tc>
                 <w:tcPr>
                   <w:tcW w:w="1017" w:type="pct"/>
-                  <w:shd w:val="clear" w:color="auto" w:fill="auto"/>
                   <w:vAlign w:val="center"/>
                 </w:tcPr>
                 <w:p>
@@ -2200,7 +2186,6 @@
               <w:tc>
                 <w:tcPr>
                   <w:tcW w:w="1826" w:type="pct"/>
-                  <w:shd w:val="clear" w:color="auto" w:fill="auto"/>
                   <w:vAlign w:val="center"/>
                 </w:tcPr>
                 <w:p>
@@ -2228,7 +2213,6 @@
                 <w:tcPr>
                   <w:tcW w:w="5000" w:type="pct"/>
                   <w:gridSpan w:val="3"/>
-                  <w:shd w:val="clear" w:color="auto" w:fill="auto"/>
                   <w:vAlign w:val="center"/>
                 </w:tcPr>
                 <w:p>
@@ -2595,7 +2579,6 @@
                 <w:tcPr>
                   <w:tcW w:w="5000" w:type="pct"/>
                   <w:gridSpan w:val="3"/>
-                  <w:shd w:val="clear" w:color="auto" w:fill="auto"/>
                   <w:vAlign w:val="center"/>
                 </w:tcPr>
                 <w:p>
@@ -2636,7 +2619,6 @@
               <w:tc>
                 <w:tcPr>
                   <w:tcW w:w="2157" w:type="pct"/>
-                  <w:shd w:val="clear" w:color="auto" w:fill="auto"/>
                   <w:vAlign w:val="center"/>
                 </w:tcPr>
                 <w:p>
@@ -2657,7 +2639,6 @@
               <w:tc>
                 <w:tcPr>
                   <w:tcW w:w="1017" w:type="pct"/>
-                  <w:shd w:val="clear" w:color="auto" w:fill="auto"/>
                   <w:vAlign w:val="center"/>
                 </w:tcPr>
                 <w:p>
@@ -2678,7 +2659,6 @@
               <w:tc>
                 <w:tcPr>
                   <w:tcW w:w="1826" w:type="pct"/>
-                  <w:shd w:val="clear" w:color="auto" w:fill="auto"/>
                   <w:vAlign w:val="center"/>
                 </w:tcPr>
                 <w:p>
@@ -2706,7 +2686,6 @@
                 <w:tcPr>
                   <w:tcW w:w="5000" w:type="pct"/>
                   <w:gridSpan w:val="3"/>
-                  <w:shd w:val="clear" w:color="auto" w:fill="auto"/>
                   <w:vAlign w:val="center"/>
                 </w:tcPr>
                 <w:p>
@@ -2966,11 +2945,6 @@
     </w:tbl>
     <w:p/>
     <w:p>
-      <w:pPr>
-        <w:rPr>
-          <w:rFonts w:hint="eastAsia"/>
-        </w:rPr>
-      </w:pPr>
       <w:r>
         <w:rPr>
           <w:rFonts w:hint="eastAsia"/>
